--- a/word_reports/LP_0240_위치_469_Michael Bolton_The Hunger.docx
+++ b/word_reports/LP_0240_위치_469_Michael Bolton_The Hunger.docx
@@ -4,7 +4,7 @@
   <w:body>
     <w:p>
       <w:pPr>
-        <w:spacing w:after="280"/>
+        <w:spacing w:after="80"/>
       </w:pPr>
       <w:r>
         <w:rPr w:rFonts="맑은 고딕">
@@ -13,94 +13,47 @@
           <w:color w:val="1E3A8A"/>
           <w:sz w:val="30"/>
         </w:rPr>
-        <w:t>[469] Michael Bolton - The Hunger</w:t>
+        <w:t>Michael Bolton (마이클 볼튼) - The Hunger</w:t>
       </w:r>
     </w:p>
     <w:p>
       <w:pPr>
-        <w:spacing w:after="320"/>
+        <w:spacing w:after="240"/>
       </w:pPr>
       <w:r>
         <w:rPr w:rFonts="맑은 고딕">
           <w:rFonts w:ascii="맑은 고딕" w:hAnsi="맑은 고딕" w:eastAsia="맑은 고딕"/>
           <w:b/>
-          <w:sz w:val="20"/>
+          <w:color w:val="4B5563"/>
+          <w:sz w:val="22"/>
         </w:rPr>
-        <w:t>■ 위치 : 469</w:t>
-        <w:br/>
-      </w:r>
-      <w:r>
-        <w:rPr w:rFonts="맑은 고딕">
-          <w:rFonts w:ascii="맑은 고딕" w:hAnsi="맑은 고딕" w:eastAsia="맑은 고딕"/>
-          <w:b/>
-          <w:sz w:val="20"/>
-        </w:rPr>
-        <w:t>■ 아티스트 : Michael Bolton</w:t>
-        <w:br/>
-      </w:r>
-      <w:r>
-        <w:rPr w:rFonts="맑은 고딕">
-          <w:rFonts w:ascii="맑은 고딕" w:hAnsi="맑은 고딕" w:eastAsia="맑은 고딕"/>
-          <w:b/>
-          <w:sz w:val="20"/>
-        </w:rPr>
-        <w:t>■ 앨범명 : The Hunger</w:t>
-        <w:br/>
-      </w:r>
-      <w:r>
-        <w:rPr w:rFonts="맑은 고딕">
-          <w:rFonts w:ascii="맑은 고딕" w:hAnsi="맑은 고딕" w:eastAsia="맑은 고딕"/>
-          <w:b w:val="0"/>
-          <w:sz w:val="20"/>
-        </w:rPr>
-        <w:t>■ 음반 레이블 : Columbia Records</w:t>
-        <w:br/>
-      </w:r>
-      <w:r>
-        <w:rPr w:rFonts="맑은 고딕">
-          <w:rFonts w:ascii="맑은 고딕" w:hAnsi="맑은 고딕" w:eastAsia="맑은 고딕"/>
-          <w:b w:val="0"/>
-          <w:sz w:val="20"/>
-        </w:rPr>
-        <w:t>■ 발매년도 : 1987</w:t>
-        <w:br/>
-      </w:r>
-      <w:r>
-        <w:rPr w:rFonts="맑은 고딕">
-          <w:rFonts w:ascii="맑은 고딕" w:hAnsi="맑은 고딕" w:eastAsia="맑은 고딕"/>
-          <w:b w:val="0"/>
-          <w:sz w:val="20"/>
-        </w:rPr>
-        <w:t>■ 장르 : 팝 록 (Pop Rock), 블루아이드 소울 (Blue-Eyed Soul), 소프트 록 (Soft Rock)</w:t>
-        <w:br/>
-      </w:r>
-      <w:r>
-        <w:rPr w:rFonts="맑은 고딕">
-          <w:rFonts w:ascii="맑은 고딕" w:hAnsi="맑은 고딕" w:eastAsia="맑은 고딕"/>
-          <w:b w:val="0"/>
-          <w:sz w:val="20"/>
-        </w:rPr>
-        <w:t>■ 주요 수록곡 : 1. That's What Love Is All About</w:t>
-        <w:br/>
+        <w:t>위치 :  469</w:t>
       </w:r>
     </w:p>
     <w:p>
       <w:pPr>
-        <w:spacing w:after="160"/>
+        <w:spacing w:line="324" w:lineRule="auto" w:before="80" w:after="160"/>
       </w:pPr>
       <w:r>
         <w:rPr w:rFonts="맑은 고딕">
           <w:rFonts w:ascii="맑은 고딕" w:hAnsi="맑은 고딕" w:eastAsia="맑은 고딕"/>
           <w:b/>
           <w:color w:val="1F2937"/>
-          <w:sz w:val="24"/>
+          <w:sz w:val="22"/>
         </w:rPr>
-        <w:t>■ 음반 해설 및 감상 가이드</w:t>
+        <w:t xml:space="preserve">[음반 소개] </w:t>
+      </w:r>
+      <w:r>
+        <w:rPr w:rFonts="맑은 고딕">
+          <w:rFonts w:ascii="맑은 고딕" w:hAnsi="맑은 고딕" w:eastAsia="맑은 고딕"/>
+          <w:b w:val="0"/>
+          <w:sz w:val="21"/>
+        </w:rPr>
       </w:r>
     </w:p>
     <w:p>
       <w:pPr>
-        <w:spacing w:line="312" w:lineRule="auto" w:after="120"/>
+        <w:spacing w:line="324" w:lineRule="auto" w:after="120"/>
       </w:pPr>
       <w:r>
         <w:rPr w:rFonts="맑은 고딕">
@@ -108,51 +61,516 @@
           <w:b w:val="0"/>
           <w:sz w:val="21"/>
         </w:rPr>
-        <w:t>1987년에 발매된 마이클 볼튼(Michael Bolton)의 솔로 앨범 《The Hunger》는 그가 하드 록 밴드(Blackjack)의 메인 보컬리스트에서 세계적인 팝·소울 거장으로 완전히 도약했음을 세상에 알린 결정적인 전환점의 명반입니다. 이 음반은 80년대 후반 미국 세션 음악의 정수를 담아낸 정교한 프로덕션과 함께, 록의 강렬한 스피릿과 소울의 깊은 서정성이 완벽한 균형을 이루며 당대 AOR(Adult Oriented Rock) 음악의 새로운 기준을 제시했습니다.</w:t>
+        <w:t>하드 록의 거친 숨결을 지나 마침내 블루아이드 소울의 찬란한 심연에 도달한 마이클 볼튼의 음악적 분수령을 담아낸 명반입니다. 1987년 세상에 울려 퍼진 이 음반은 절박하리만치 뜨거운 보컬과 우아한 멜로디의 결합을 통해 팝 발라드가 도달할 수 있는 가장 서정적인 고점을 증명해 보였습니다. 거친 질감 속에 깃든 깊은 고독과 사랑의 갈망은 턴테이블의 바늘 끝을 타고 흐르며, 시대를 초월하여 듣는 이의 심장에 묵직하고도 숭고한 울림을 각인시킵니다.</w:t>
       </w:r>
     </w:p>
     <w:p>
       <w:pPr>
-        <w:spacing w:line="312" w:lineRule="auto" w:after="120"/>
+        <w:spacing w:line="324" w:lineRule="auto" w:before="200" w:after="80"/>
       </w:pPr>
+      <w:r>
+        <w:rPr w:rFonts="맑은 고딕">
+          <w:rFonts w:ascii="맑은 고딕" w:hAnsi="맑은 고딕" w:eastAsia="맑은 고딕"/>
+          <w:b/>
+          <w:color w:val="1E3A8A"/>
+          <w:sz w:val="24"/>
+        </w:rPr>
+        <w:t>1. 음반 데이터</w:t>
+      </w:r>
+    </w:p>
+    <w:p>
+      <w:pPr>
+        <w:spacing w:line="324" w:lineRule="auto" w:after="80"/>
+      </w:pPr>
+      <w:r>
+        <w:rPr w:rFonts="맑은 고딕">
+          <w:rFonts w:ascii="맑은 고딕" w:hAnsi="맑은 고딕" w:eastAsia="맑은 고딕"/>
+          <w:b w:val="0"/>
+          <w:color w:val="6B7280"/>
+          <w:sz w:val="21"/>
+        </w:rPr>
+        <w:t xml:space="preserve">· </w:t>
+      </w:r>
+      <w:r>
+        <w:rPr w:rFonts="맑은 고딕">
+          <w:rFonts w:ascii="맑은 고딕" w:hAnsi="맑은 고딕" w:eastAsia="맑은 고딕"/>
+          <w:b/>
+          <w:color w:val="1F2937"/>
+          <w:sz w:val="21"/>
+        </w:rPr>
+        <w:t xml:space="preserve">앨범명: </w:t>
+      </w:r>
       <w:r>
         <w:rPr w:rFonts="맑은 고딕">
           <w:rFonts w:ascii="맑은 고딕" w:hAnsi="맑은 고딕" w:eastAsia="맑은 고딕"/>
           <w:b w:val="0"/>
           <w:sz w:val="21"/>
         </w:rPr>
-        <w:t>본 음반에서 가장 오감을 자극하는 요소는 단연 마이클 볼튼 특유의 폭발적이면서도 호소력 짙은 허스키 보컬입니다. 오티스 레딩(Otis Redding)과 레이 찰스(Ray Charles) 등 R&amp;B 명장들에게 깊은 영향을 받은 그의 음색은 지붕을 뚫을 듯한 압도적인 성량과 슬픔을 머금은 듯한 감성적 표현력을 동시에 지니고 있습니다. 정교하게 배열된 드럼 머신과 아날로그 신디사이저, 그리고 날카로운 기타 리프는 볼튼의 묵직한 음색을 단단하게 받쳐주며 클래식한 팝 록의 쾌감을 선사합니다.</w:t>
+        <w:t>The Hunger</w:t>
       </w:r>
     </w:p>
     <w:p>
       <w:pPr>
-        <w:spacing w:line="312" w:lineRule="auto" w:after="120"/>
+        <w:spacing w:line="324" w:lineRule="auto" w:after="80"/>
       </w:pPr>
+      <w:r>
+        <w:rPr w:rFonts="맑은 고딕">
+          <w:rFonts w:ascii="맑은 고딕" w:hAnsi="맑은 고딕" w:eastAsia="맑은 고딕"/>
+          <w:b w:val="0"/>
+          <w:color w:val="6B7280"/>
+          <w:sz w:val="21"/>
+        </w:rPr>
+        <w:t xml:space="preserve">· </w:t>
+      </w:r>
+      <w:r>
+        <w:rPr w:rFonts="맑은 고딕">
+          <w:rFonts w:ascii="맑은 고딕" w:hAnsi="맑은 고딕" w:eastAsia="맑은 고딕"/>
+          <w:b/>
+          <w:color w:val="1F2937"/>
+          <w:sz w:val="21"/>
+        </w:rPr>
+        <w:t xml:space="preserve">아티스트: </w:t>
+      </w:r>
       <w:r>
         <w:rPr w:rFonts="맑은 고딕">
           <w:rFonts w:ascii="맑은 고딕" w:hAnsi="맑은 고딕" w:eastAsia="맑은 고딕"/>
           <w:b w:val="0"/>
           <w:sz w:val="21"/>
         </w:rPr>
-        <w:t>앨범의 포문을 열며 대중적인 성공을 이끈 'That's What Love Is All About'은 차트 상위권을 장식한 섬세한 팝 발라드로, 마이클 볼튼표 감성 발라드의 시작을 알린 상징적인 트랙입니다. 또한 오티스 레딩의 명곡을 재해석한 '(Sittin' On) The Dock of the Bay'는 원작자의 미망인인 젤마 레딩(Zelma Redding)마저 극찬을 아끼지 않았을 만큼 소울 음악에 대한 아티스트의 깊은 존경과 탁월한 가창력이 빛나는 트랙입니다. 타이틀곡 'The Hunger'와 'Gina' 역시 80년대 특유의 에너제틱한 록 사운드와 캐치한 멜로디가 돋보여 음반 전체의 균형을 훌륭하게 잡아줍니다.</w:t>
+        <w:t>Michael Bolton (마이클 볼튼)</w:t>
       </w:r>
     </w:p>
     <w:p>
       <w:pPr>
-        <w:spacing w:line="312" w:lineRule="auto" w:after="120"/>
+        <w:spacing w:line="324" w:lineRule="auto" w:after="80"/>
       </w:pPr>
+      <w:r>
+        <w:rPr w:rFonts="맑은 고딕">
+          <w:rFonts w:ascii="맑은 고딕" w:hAnsi="맑은 고딕" w:eastAsia="맑은 고딕"/>
+          <w:b w:val="0"/>
+          <w:color w:val="6B7280"/>
+          <w:sz w:val="21"/>
+        </w:rPr>
+        <w:t xml:space="preserve">· </w:t>
+      </w:r>
+      <w:r>
+        <w:rPr w:rFonts="맑은 고딕">
+          <w:rFonts w:ascii="맑은 고딕" w:hAnsi="맑은 고딕" w:eastAsia="맑은 고딕"/>
+          <w:b/>
+          <w:color w:val="1F2937"/>
+          <w:sz w:val="21"/>
+        </w:rPr>
+        <w:t xml:space="preserve">발매 정보: </w:t>
+      </w:r>
       <w:r>
         <w:rPr w:rFonts="맑은 고딕">
           <w:rFonts w:ascii="맑은 고딕" w:hAnsi="맑은 고딕" w:eastAsia="맑은 고딕"/>
           <w:b w:val="0"/>
           <w:sz w:val="21"/>
         </w:rPr>
-        <w:t>LP의 깊은 아날로그 질감으로 감상할 때 이 음반이 지닌 본연의 가치는 더욱 선명해집니다. 풍성한 레코딩 레이어 속에서도 타이트하게 잡힌 베이스 라인과 공간을 가득 채우는 볼튼의 정열적인 보컬은 바이닐 시스템을 통해 비로소 그 시대의 클래식한 낭만을 온전히 전달합니다. 록의 열정과 소울의 은은한 향기가 격조 높게 어우러진 이 앨범은, 마이클 볼튼이라는 위대한 보컬리스트의 신화가 본격적으로 시작되었음을 증명하는 음악사의 소중한 유산입니다.</w:t>
+        <w:t>1987년 9월 콜롬비아 레코드(Columbia Records)를 통해 발매된 마이클 볼튼의 통산 다섯 번째 스튜디오 정규 앨범으로, 록 보컬리스트에서 성인 취향의 팝 소울 거장으로 완벽히 변모한 역사적 궤적을 품고 있습니다.</w:t>
+      </w:r>
+    </w:p>
+    <w:p>
+      <w:pPr>
+        <w:spacing w:line="324" w:lineRule="auto" w:after="80"/>
+      </w:pPr>
+      <w:r>
+        <w:rPr w:rFonts="맑은 고딕">
+          <w:rFonts w:ascii="맑은 고딕" w:hAnsi="맑은 고딕" w:eastAsia="맑은 고딕"/>
+          <w:b w:val="0"/>
+          <w:color w:val="6B7280"/>
+          <w:sz w:val="21"/>
+        </w:rPr>
+        <w:t xml:space="preserve">· </w:t>
+      </w:r>
+      <w:r>
+        <w:rPr w:rFonts="맑은 고딕">
+          <w:rFonts w:ascii="맑은 고딕" w:hAnsi="맑은 고딕" w:eastAsia="맑은 고딕"/>
+          <w:b/>
+          <w:color w:val="1F2937"/>
+          <w:sz w:val="21"/>
+        </w:rPr>
+        <w:t xml:space="preserve">LP 인기도(판매량): </w:t>
+      </w:r>
+      <w:r>
+        <w:rPr w:rFonts="맑은 고딕">
+          <w:rFonts w:ascii="맑은 고딕" w:hAnsi="맑은 고딕" w:eastAsia="맑은 고딕"/>
+          <w:b w:val="0"/>
+          <w:sz w:val="21"/>
+        </w:rPr>
+        <w:t>미국 빌보드 200 앨범 차트 상위권에 장기간 머물며 미국 음반 산업 협회(RIAA)로부터 더블 플래티넘(200만 장 이상 판매) 인증을 획득하였고, 전 세계적인 메가 히트를 기록하며 상업적 대성공을 거두었습니다.</w:t>
+      </w:r>
+    </w:p>
+    <w:p>
+      <w:pPr>
+        <w:spacing w:line="324" w:lineRule="auto" w:after="80"/>
+      </w:pPr>
+      <w:r>
+        <w:rPr w:rFonts="맑은 고딕">
+          <w:rFonts w:ascii="맑은 고딕" w:hAnsi="맑은 고딕" w:eastAsia="맑은 고딕"/>
+          <w:b w:val="0"/>
+          <w:color w:val="6B7280"/>
+          <w:sz w:val="21"/>
+        </w:rPr>
+        <w:t xml:space="preserve">· </w:t>
+      </w:r>
+      <w:r>
+        <w:rPr w:rFonts="맑은 고딕">
+          <w:rFonts w:ascii="맑은 고딕" w:hAnsi="맑은 고딕" w:eastAsia="맑은 고딕"/>
+          <w:b/>
+          <w:color w:val="1F2937"/>
+          <w:sz w:val="21"/>
+        </w:rPr>
+        <w:t xml:space="preserve">각종 수상경력: </w:t>
+      </w:r>
+      <w:r>
+        <w:rPr w:rFonts="맑은 고딕">
+          <w:rFonts w:ascii="맑은 고딕" w:hAnsi="맑은 고딕" w:eastAsia="맑은 고딕"/>
+          <w:b w:val="0"/>
+          <w:sz w:val="21"/>
+        </w:rPr>
+        <w:t>앨범의 대성공을 기점으로 마이클 볼튼은 전미 음악계의 스포트라이트를 독차지하였으며, 훗날 그래미 어워드 최우수 팝 보컬리스트로 도약하게 되는 결정적인 교두보이자 예술적 도약점으로 공인받고 있습니다.</w:t>
+      </w:r>
+    </w:p>
+    <w:p>
+      <w:pPr>
+        <w:spacing w:line="324" w:lineRule="auto" w:before="200" w:after="80"/>
+      </w:pPr>
+      <w:r>
+        <w:rPr w:rFonts="맑은 고딕">
+          <w:rFonts w:ascii="맑은 고딕" w:hAnsi="맑은 고딕" w:eastAsia="맑은 고딕"/>
+          <w:b/>
+          <w:color w:val="1E3A8A"/>
+          <w:sz w:val="24"/>
+        </w:rPr>
+        <w:t>2. 아티스트 정보</w:t>
+      </w:r>
+    </w:p>
+    <w:p>
+      <w:pPr>
+        <w:spacing w:line="324" w:lineRule="auto" w:after="80"/>
+      </w:pPr>
+      <w:r>
+        <w:rPr w:rFonts="맑은 고딕">
+          <w:rFonts w:ascii="맑은 고딕" w:hAnsi="맑은 고딕" w:eastAsia="맑은 고딕"/>
+          <w:b w:val="0"/>
+          <w:color w:val="6B7280"/>
+          <w:sz w:val="21"/>
+        </w:rPr>
+        <w:t xml:space="preserve">· </w:t>
+      </w:r>
+      <w:r>
+        <w:rPr w:rFonts="맑은 고딕">
+          <w:rFonts w:ascii="맑은 고딕" w:hAnsi="맑은 고딕" w:eastAsia="맑은 고딕"/>
+          <w:b/>
+          <w:color w:val="1F2937"/>
+          <w:sz w:val="21"/>
+        </w:rPr>
+        <w:t xml:space="preserve">국적: </w:t>
+      </w:r>
+      <w:r>
+        <w:rPr w:rFonts="맑은 고딕">
+          <w:rFonts w:ascii="맑은 고딕" w:hAnsi="맑은 고딕" w:eastAsia="맑은 고딕"/>
+          <w:b w:val="0"/>
+          <w:sz w:val="21"/>
+        </w:rPr>
+        <w:t>미국</w:t>
+      </w:r>
+    </w:p>
+    <w:p>
+      <w:pPr>
+        <w:spacing w:line="324" w:lineRule="auto" w:after="80"/>
+      </w:pPr>
+      <w:r>
+        <w:rPr w:rFonts="맑은 고딕">
+          <w:rFonts w:ascii="맑은 고딕" w:hAnsi="맑은 고딕" w:eastAsia="맑은 고딕"/>
+          <w:b w:val="0"/>
+          <w:color w:val="6B7280"/>
+          <w:sz w:val="21"/>
+        </w:rPr>
+        <w:t xml:space="preserve">· </w:t>
+      </w:r>
+      <w:r>
+        <w:rPr w:rFonts="맑은 고딕">
+          <w:rFonts w:ascii="맑은 고딕" w:hAnsi="맑은 고딕" w:eastAsia="맑은 고딕"/>
+          <w:b/>
+          <w:color w:val="1F2937"/>
+          <w:sz w:val="21"/>
+        </w:rPr>
+        <w:t xml:space="preserve">생몰년도: </w:t>
+      </w:r>
+      <w:r>
+        <w:rPr w:rFonts="맑은 고딕">
+          <w:rFonts w:ascii="맑은 고딕" w:hAnsi="맑은 고딕" w:eastAsia="맑은 고딕"/>
+          <w:b w:val="0"/>
+          <w:sz w:val="21"/>
+        </w:rPr>
+        <w:t>1953년 2월 26일 ~ 현재</w:t>
+      </w:r>
+    </w:p>
+    <w:p>
+      <w:pPr>
+        <w:spacing w:line="324" w:lineRule="auto" w:after="80"/>
+      </w:pPr>
+      <w:r>
+        <w:rPr w:rFonts="맑은 고딕">
+          <w:rFonts w:ascii="맑은 고딕" w:hAnsi="맑은 고딕" w:eastAsia="맑은 고딕"/>
+          <w:b w:val="0"/>
+          <w:color w:val="6B7280"/>
+          <w:sz w:val="21"/>
+        </w:rPr>
+        <w:t xml:space="preserve">· </w:t>
+      </w:r>
+      <w:r>
+        <w:rPr w:rFonts="맑은 고딕">
+          <w:rFonts w:ascii="맑은 고딕" w:hAnsi="맑은 고딕" w:eastAsia="맑은 고딕"/>
+          <w:b/>
+          <w:color w:val="1F2937"/>
+          <w:sz w:val="21"/>
+        </w:rPr>
+        <w:t xml:space="preserve">그룹 소속: </w:t>
+      </w:r>
+      <w:r>
+        <w:rPr w:rFonts="맑은 고딕">
+          <w:rFonts w:ascii="맑은 고딕" w:hAnsi="맑은 고딕" w:eastAsia="맑은 고딕"/>
+          <w:b w:val="0"/>
+          <w:sz w:val="21"/>
+        </w:rPr>
+        <w:t>솔로 (과거 하드 록 밴드 '블랙잭(Blackjack)' 리더)</w:t>
+      </w:r>
+    </w:p>
+    <w:p>
+      <w:pPr>
+        <w:spacing w:line="324" w:lineRule="auto" w:after="80"/>
+      </w:pPr>
+      <w:r>
+        <w:rPr w:rFonts="맑은 고딕">
+          <w:rFonts w:ascii="맑은 고딕" w:hAnsi="맑은 고딕" w:eastAsia="맑은 고딕"/>
+          <w:b w:val="0"/>
+          <w:color w:val="6B7280"/>
+          <w:sz w:val="21"/>
+        </w:rPr>
+        <w:t xml:space="preserve">· </w:t>
+      </w:r>
+      <w:r>
+        <w:rPr w:rFonts="맑은 고딕">
+          <w:rFonts w:ascii="맑은 고딕" w:hAnsi="맑은 고딕" w:eastAsia="맑은 고딕"/>
+          <w:b/>
+          <w:color w:val="1F2937"/>
+          <w:sz w:val="21"/>
+        </w:rPr>
+        <w:t xml:space="preserve">아티스트 소개: </w:t>
+      </w:r>
+      <w:r>
+        <w:rPr w:rFonts="맑은 고딕">
+          <w:rFonts w:ascii="맑은 고딕" w:hAnsi="맑은 고딕" w:eastAsia="맑은 고딕"/>
+          <w:b w:val="0"/>
+          <w:sz w:val="21"/>
+        </w:rPr>
+        <w:t>특유의 쉰 듯하면서도 폭발적인 가창력과 웅장한 감정선을 자랑하는 마이클 볼튼은 흑인 고유의 솔(Soul) 음악을 백인 특유의 서정적 AOR 감성으로 완벽히 재해석해 낸 독보적인 보컬리스트입니다. 80년대 후반과 90년대 팝 음악계의 판도를 바꾼 그는 대체 불가능한 목소리로 한 시대를 정의한 현대 팝 음악의 위대한 보컬 장인입니다.</w:t>
+      </w:r>
+    </w:p>
+    <w:p>
+      <w:pPr>
+        <w:spacing w:line="324" w:lineRule="auto" w:before="200" w:after="80"/>
+      </w:pPr>
+      <w:r>
+        <w:rPr w:rFonts="맑은 고딕">
+          <w:rFonts w:ascii="맑은 고딕" w:hAnsi="맑은 고딕" w:eastAsia="맑은 고딕"/>
+          <w:b/>
+          <w:color w:val="1E3A8A"/>
+          <w:sz w:val="24"/>
+        </w:rPr>
+        <w:t>3. 음반 상세 분석</w:t>
+      </w:r>
+    </w:p>
+    <w:p>
+      <w:pPr>
+        <w:spacing w:line="324" w:lineRule="auto" w:after="80"/>
+      </w:pPr>
+      <w:r>
+        <w:rPr w:rFonts="맑은 고딕">
+          <w:rFonts w:ascii="맑은 고딕" w:hAnsi="맑은 고딕" w:eastAsia="맑은 고딕"/>
+          <w:b w:val="0"/>
+          <w:color w:val="6B7280"/>
+          <w:sz w:val="21"/>
+        </w:rPr>
+        <w:t xml:space="preserve">· </w:t>
+      </w:r>
+      <w:r>
+        <w:rPr w:rFonts="맑은 고딕">
+          <w:rFonts w:ascii="맑은 고딕" w:hAnsi="맑은 고딕" w:eastAsia="맑은 고딕"/>
+          <w:b/>
+          <w:color w:val="1F2937"/>
+          <w:sz w:val="21"/>
+        </w:rPr>
+        <w:t xml:space="preserve">역사적 위치: </w:t>
+      </w:r>
+      <w:r>
+        <w:rPr w:rFonts="맑은 고딕">
+          <w:rFonts w:ascii="맑은 고딕" w:hAnsi="맑은 고딕" w:eastAsia="맑은 고딕"/>
+          <w:b w:val="0"/>
+          <w:sz w:val="21"/>
+        </w:rPr>
+        <w:t>본 작은 80년대 후반 팝 신에서 하드 록의 에너지와 R&amp;B/소울의 깊은 정서를 융합하여 '성인 지향 팝(Adult Contemporary)'의 지평을 비약적으로 넓힌 걸작으로 평가받습니다. 보컬리스트로서의 테크닉뿐 아니라 원초적인 영혼의 호소력을 완벽히 담아내어, 록 키드였던 마이클 볼튼이 세계적인 슈퍼스타로 도약하는 결정적인 분기점이 되었습니다.</w:t>
+      </w:r>
+    </w:p>
+    <w:p>
+      <w:pPr>
+        <w:spacing w:line="324" w:lineRule="auto" w:after="80"/>
+      </w:pPr>
+      <w:r>
+        <w:rPr w:rFonts="맑은 고딕">
+          <w:rFonts w:ascii="맑은 고딕" w:hAnsi="맑은 고딕" w:eastAsia="맑은 고딕"/>
+          <w:b w:val="0"/>
+          <w:color w:val="6B7280"/>
+          <w:sz w:val="21"/>
+        </w:rPr>
+        <w:t xml:space="preserve">· </w:t>
+      </w:r>
+      <w:r>
+        <w:rPr w:rFonts="맑은 고딕">
+          <w:rFonts w:ascii="맑은 고딕" w:hAnsi="맑은 고딕" w:eastAsia="맑은 고딕"/>
+          <w:b/>
+          <w:color w:val="1F2937"/>
+          <w:sz w:val="21"/>
+        </w:rPr>
+        <w:t xml:space="preserve">시대의 흔적(스토리텔링): </w:t>
+      </w:r>
+      <w:r>
+        <w:rPr w:rFonts="맑은 고딕">
+          <w:rFonts w:ascii="맑은 고딕" w:hAnsi="맑은 고딕" w:eastAsia="맑은 고딕"/>
+          <w:b w:val="0"/>
+          <w:sz w:val="21"/>
+        </w:rPr>
+        <w:t>1980년대 후반, 화려하고 차가운 신디사이저 팝이 주류를 이루던 도심의 밤거리에서 인간 본연의 뜨거운 온기와 진실한 사랑을 갈구하던 청춘들의 고독한 내면을 어루만져 준 시대의 초상입니다. 심야 라디오 주파수를 타고 흘러나오던 그의 애절한 절규는 당시 젊은 세대들의 가슴 깊은 곳에 잊히지 않는 낭만적 감수성과 그리움의 정서를 짙게 드리웠습니다.</w:t>
+      </w:r>
+    </w:p>
+    <w:p>
+      <w:pPr>
+        <w:spacing w:line="324" w:lineRule="auto" w:before="200" w:after="80"/>
+      </w:pPr>
+      <w:r>
+        <w:rPr w:rFonts="맑은 고딕">
+          <w:rFonts w:ascii="맑은 고딕" w:hAnsi="맑은 고딕" w:eastAsia="맑은 고딕"/>
+          <w:b/>
+          <w:color w:val="1E3A8A"/>
+          <w:sz w:val="24"/>
+        </w:rPr>
+        <w:t>4. 주요 수록곡 및 감상 제언</w:t>
+      </w:r>
+    </w:p>
+    <w:p>
+      <w:pPr>
+        <w:spacing w:line="324" w:lineRule="auto" w:after="80"/>
+      </w:pPr>
+      <w:r>
+        <w:rPr w:rFonts="맑은 고딕">
+          <w:rFonts w:ascii="맑은 고딕" w:hAnsi="맑은 고딕" w:eastAsia="맑은 고딕"/>
+          <w:b w:val="0"/>
+          <w:color w:val="6B7280"/>
+          <w:sz w:val="21"/>
+        </w:rPr>
+        <w:t xml:space="preserve">· </w:t>
+      </w:r>
+      <w:r>
+        <w:rPr w:rFonts="맑은 고딕">
+          <w:rFonts w:ascii="맑은 고딕" w:hAnsi="맑은 고딕" w:eastAsia="맑은 고딕"/>
+          <w:b/>
+          <w:color w:val="1F2937"/>
+          <w:sz w:val="21"/>
+        </w:rPr>
+        <w:t xml:space="preserve">주요 수록곡 특징: </w:t>
+      </w:r>
+      <w:r>
+        <w:rPr w:rFonts="맑은 고딕">
+          <w:rFonts w:ascii="맑은 고딕" w:hAnsi="맑은 고딕" w:eastAsia="맑은 고딕"/>
+          <w:b w:val="0"/>
+          <w:sz w:val="21"/>
+        </w:rPr>
+        <w:t>첫 톱 20 진입의 영광을 안겨준 'That’s What Love Is All About'은 절제된 도입부에서 시작해 후반부로 치닫는 보컬의 폭발력이 압도적인 애절함을 자아냅니다. 오티스 레딩의 유족마저 극찬을 아끼지 않았던 커버 명곡 '(Sittin' On) The Dock of the Bay'는 원곡의 소울풀한 여백에 볼튼 특유의 거친 열정을 더해 찬란한 감동을 선사하며, 타이틀 트랙 'The Hunger'는 그의 뿌리인 록 스피릿의 박진감을 여실히 드러냅니다.</w:t>
+      </w:r>
+    </w:p>
+    <w:p>
+      <w:pPr>
+        <w:spacing w:line="324" w:lineRule="auto" w:after="80"/>
+      </w:pPr>
+      <w:r>
+        <w:rPr w:rFonts="맑은 고딕">
+          <w:rFonts w:ascii="맑은 고딕" w:hAnsi="맑은 고딕" w:eastAsia="맑은 고딕"/>
+          <w:b w:val="0"/>
+          <w:color w:val="6B7280"/>
+          <w:sz w:val="21"/>
+        </w:rPr>
+        <w:t xml:space="preserve">· </w:t>
+      </w:r>
+      <w:r>
+        <w:rPr w:rFonts="맑은 고딕">
+          <w:rFonts w:ascii="맑은 고딕" w:hAnsi="맑은 고딕" w:eastAsia="맑은 고딕"/>
+          <w:b/>
+          <w:color w:val="1F2937"/>
+          <w:sz w:val="21"/>
+        </w:rPr>
+        <w:t xml:space="preserve">빈티지 감상 제언: </w:t>
+      </w:r>
+      <w:r>
+        <w:rPr w:rFonts="맑은 고딕">
+          <w:rFonts w:ascii="맑은 고딕" w:hAnsi="맑은 고딕" w:eastAsia="맑은 고딕"/>
+          <w:b w:val="0"/>
+          <w:sz w:val="21"/>
+        </w:rPr>
+        <w:t>디지털 음원에서는 다소 날카롭게 느껴질 수 있는 마이클 볼튼의 흉성(Chest Voice)과 거친 질감의 고음이, 아날로그 LP 특유의 두터운 중음역대와 만날 때 비로소 진정한 온기를 띱니다. 진공관 앰프의 부드러운 배음과 턴테이블 카트리지가 긁어내는 그루브를 통해 감상할 때, 마치 녹음실의 마이크 바로 앞에서 전해지는 듯한 숨결과 현악 오케스트레이션의 유려한 공간감을 만끽할 수 있습니다.</w:t>
+      </w:r>
+    </w:p>
+    <w:p>
+      <w:pPr>
+        <w:spacing w:line="324" w:lineRule="auto" w:after="80"/>
+      </w:pPr>
+      <w:r>
+        <w:rPr w:rFonts="맑은 고딕">
+          <w:rFonts w:ascii="맑은 고딕" w:hAnsi="맑은 고딕" w:eastAsia="맑은 고딕"/>
+          <w:b w:val="0"/>
+          <w:color w:val="6B7280"/>
+          <w:sz w:val="21"/>
+        </w:rPr>
+        <w:t xml:space="preserve">· </w:t>
+      </w:r>
+      <w:r>
+        <w:rPr w:rFonts="맑은 고딕">
+          <w:rFonts w:ascii="맑은 고딕" w:hAnsi="맑은 고딕" w:eastAsia="맑은 고딕"/>
+          <w:b/>
+          <w:color w:val="1F2937"/>
+          <w:sz w:val="21"/>
+        </w:rPr>
+        <w:t xml:space="preserve">소장 가치: </w:t>
+      </w:r>
+      <w:r>
+        <w:rPr w:rFonts="맑은 고딕">
+          <w:rFonts w:ascii="맑은 고딕" w:hAnsi="맑은 고딕" w:eastAsia="맑은 고딕"/>
+          <w:b w:val="0"/>
+          <w:sz w:val="21"/>
+        </w:rPr>
+        <w:t>거장의 반열에 오르기 직전, 음악적 갈증과 열망(Hunger)으로 가득 차 가장 순수하고도 치열하게 영혼을 토해내던 마이클 볼튼의 황금기 초기 육성을 온전히 품고 있는 음반입니다. 80년대 아날로그 사운드의 정점과 블루아이드 소울의 정수를 소장하고자 하는 정통 LP 애호가에게는 결코 놓쳐서는 안 될 필수 컬렉션입니다.</w:t>
+      </w:r>
+    </w:p>
+    <w:p>
+      <w:pPr>
+        <w:spacing w:line="324" w:lineRule="auto" w:after="120" w:before="160"/>
+      </w:pPr>
+      <w:r>
+        <w:rPr w:rFonts="맑은 고딕">
+          <w:rFonts w:ascii="맑은 고딕" w:hAnsi="맑은 고딕" w:eastAsia="맑은 고딕"/>
+          <w:b/>
+          <w:color w:val="4338CA"/>
+          <w:sz w:val="21"/>
+        </w:rPr>
+        <w:t>이 음반을 통해 거칠면서도 따스한 영혼의 숨결이 턴테이블의 선율을 타고 가슴 깊은 곳으로 전해주는 감동을 다시 한번 경험해 보시는 것은 어떨까요?</w:t>
       </w:r>
     </w:p>
     <w:sectPr>
       <w:pgSz w:w="12240" w:h="15840"/>
-      <w:pgMar w:top="1440" w:right="1440" w:bottom="1440" w:left="1440" w:header="720" w:footer="720" w:gutter="0"/>
+      <w:pgMar w:top="1152" w:right="1296" w:bottom="1152" w:left="1296" w:header="720" w:footer="720" w:gutter="0"/>
       <w:cols w:space="720"/>
       <w:docGrid w:linePitch="360"/>
     </w:sectPr>

--- a/word_reports/LP_0240_위치_469_Michael Bolton_The Hunger.docx
+++ b/word_reports/LP_0240_위치_469_Michael Bolton_The Hunger.docx
@@ -32,7 +32,7 @@
     </w:p>
     <w:p>
       <w:pPr>
-        <w:spacing w:line="324" w:lineRule="auto" w:before="80" w:after="160"/>
+        <w:spacing w:line="324" w:lineRule="auto" w:before="80" w:after="120"/>
       </w:pPr>
       <w:r>
         <w:rPr w:rFonts="맑은 고딕">
@@ -42,13 +42,6 @@
           <w:sz w:val="22"/>
         </w:rPr>
         <w:t xml:space="preserve">[음반 소개] </w:t>
-      </w:r>
-      <w:r>
-        <w:rPr w:rFonts="맑은 고딕">
-          <w:rFonts w:ascii="맑은 고딕" w:hAnsi="맑은 고딕" w:eastAsia="맑은 고딕"/>
-          <w:b w:val="0"/>
-          <w:sz w:val="21"/>
-        </w:rPr>
       </w:r>
     </w:p>
     <w:p>
@@ -61,7 +54,46 @@
           <w:b w:val="0"/>
           <w:sz w:val="21"/>
         </w:rPr>
-        <w:t>하드 록의 거친 숨결을 지나 마침내 블루아이드 소울의 찬란한 심연에 도달한 마이클 볼튼의 음악적 분수령을 담아낸 명반입니다. 1987년 세상에 울려 퍼진 이 음반은 절박하리만치 뜨거운 보컬과 우아한 멜로디의 결합을 통해 팝 발라드가 도달할 수 있는 가장 서정적인 고점을 증명해 보였습니다. 거친 질감 속에 깃든 깊은 고독과 사랑의 갈망은 턴테이블의 바늘 끝을 타고 흐르며, 시대를 초월하여 듣는 이의 심장에 묵직하고도 숭고한 울림을 각인시킵니다.</w:t>
+        <w:t>1980년대 후반, 화려한 신디사이저와 정형화된 전자 드럼이 주도하던 팝 음악계의 화려한 소음 속에서, 심장 가장 깊은 곳을 관통하는 거칠고도 뜨거운 육성의 울림이 등장했습니다. 바로 1987년에 발매된 마이클 볼튼의 다섯 번째 스튜디오 앨범이자 그의 음악 인생에 찬란한 전환점을 아로새긴 불멸의 역작, 《The Hunger》입니다. 이전까지 하드 록 밴드 '블랙잭(Blackjack)'의 프런트맨이자 무명에 가까운 작곡가로서 긴 무명 시절의 터널을 지나온 그는, 이 앨범을 통해 마침내 자신의 가슴속에 응축되어 있던 음악적 갈증(Hunger)을 폭발시키며 팝 역사에 길이 남을 '블루아이드 소울(Blue-eyed Soul)'의 거장으로 찬연히 비상했습니다.</w:t>
+      </w:r>
+    </w:p>
+    <w:p>
+      <w:pPr>
+        <w:spacing w:line="324" w:lineRule="auto" w:after="120"/>
+      </w:pPr>
+      <w:r>
+        <w:rPr w:rFonts="맑은 고딕">
+          <w:rFonts w:ascii="맑은 고딕" w:hAnsi="맑은 고딕" w:eastAsia="맑은 고딕"/>
+          <w:b w:val="0"/>
+          <w:sz w:val="21"/>
+        </w:rPr>
+        <w:t>본 작은 록의 폭발적인 에너지와 흑인 소울 음악의 진한 서정성이 가장 완벽한 비율로 연금술을 이룬 예술적 성취입니다. 저니(Journey)의 조나단 케인(Jonathan Cain)과 명프로듀서 키스 올슨(Keith Olsen) 등이 조력자로 참여한 이 음반은, 정통 모타운 사운드의 고전미와 80년대 특유의 세련된 록-발라드 프로덕션을 절묘하게 결합해 냈습니다. 마이클 볼튼은 현란한 기교나 기계적 편집에 기대지 않고, 온전히 폐부 깊숙한 곳에서 끌어올린 호소력 짙은 허스키 보이스 하나로 사랑과 상실, 인간 내면의 절박한 갈망을 처연하도록 아름답게 형상화했습니다.</w:t>
+      </w:r>
+    </w:p>
+    <w:p>
+      <w:pPr>
+        <w:spacing w:line="324" w:lineRule="auto" w:after="120"/>
+      </w:pPr>
+      <w:r>
+        <w:rPr w:rFonts="맑은 고딕">
+          <w:rFonts w:ascii="맑은 고딕" w:hAnsi="맑은 고딕" w:eastAsia="맑은 고딕"/>
+          <w:b w:val="0"/>
+          <w:sz w:val="21"/>
+        </w:rPr>
+        <w:t>특히 전설적인 소울의 거장 오티스 레딩(Otis Redding)의 명곡을 재해석한 "(Sittin' On) The Dock of the Bay"는 원작자인 오티스 레딩의 유족마저 눈물짓게 만들며 백인 가수가 흑인 영혼의 음악을 어떻게 존중하고 체화해야 하는가를 증명한 역사적 순간이었습니다. 더불어 자작 발라드 "That's What Love Is All About"은 세월이 흘러도 바래지 않는 낭만주의의 정점을 보여줍니다. 이 앨범은 단순한 상업적 성공을 넘어, 한 예술가가 오랜 고난의 시간을 통과하며 벼려낸 진정성이 대중의 영혼과 어떻게 공명하는지를 여실히 증명한 감동적인 음악적 승전보입니다.</w:t>
+      </w:r>
+    </w:p>
+    <w:p>
+      <w:pPr>
+        <w:spacing w:line="324" w:lineRule="auto" w:after="120"/>
+      </w:pPr>
+      <w:r>
+        <w:rPr w:rFonts="맑은 고딕">
+          <w:rFonts w:ascii="맑은 고딕" w:hAnsi="맑은 고딕" w:eastAsia="맑은 고딕"/>
+          <w:b w:val="0"/>
+          <w:sz w:val="21"/>
+        </w:rPr>
+        <w:t>아날로그 LP의 회전 속에서 흘러나오는 그의 목소리는 차가운 디지털 음원에서는 결코 느낄 수 없는 거친 숨결과 땀방울, 그리고 시대를 초월한 묵직한 서정의 온기를 여전히 품고 있습니다. 《The Hunger》는 그렇게 팝과 록, 그리고 소울의 경계를 허물며 20세기 후반 대중음악이 남긴 가장 진솔하고도 찬연한 영혼의 고백으로 우리 곁에 영원히 숨 쉬고 있습니다.</w:t>
       </w:r>
     </w:p>
     <w:p>
@@ -168,7 +200,7 @@
           <w:b w:val="0"/>
           <w:sz w:val="21"/>
         </w:rPr>
-        <w:t>1987년 9월 콜롬비아 레코드(Columbia Records)를 통해 발매된 마이클 볼튼의 통산 다섯 번째 스튜디오 정규 앨범으로, 록 보컬리스트에서 성인 취향의 팝 소울 거장으로 완벽히 변모한 역사적 궤적을 품고 있습니다.</w:t>
+        <w:t>1987년 9월 컬럼비아 레코드(Columbia Records)를 통해 발매되었으며, 마이클 볼튼이 하드 록 보컬리스트에서 정통 팝·소울의 제왕으로 완전히 자리매김하게 만든 그의 결정적인 출세작이자 음악적 분기점.</w:t>
       </w:r>
     </w:p>
     <w:p>
@@ -199,7 +231,7 @@
           <w:b w:val="0"/>
           <w:sz w:val="21"/>
         </w:rPr>
-        <w:t>미국 빌보드 200 앨범 차트 상위권에 장기간 머물며 미국 음반 산업 협회(RIAA)로부터 더블 플래티넘(200만 장 이상 판매) 인증을 획득하였고, 전 세계적인 메가 히트를 기록하며 상업적 대성공을 거두었습니다.</w:t>
+        <w:t>미국 빌보드 200 차트 상위권에 랭크되며 미국 내에서만 200만 장 이상의 판매고를 기록(RIAA 더블 플래티넘 인증), 전 세계적인 히트를 기록하며 볼튼 전성기의 서막을 알림.</w:t>
       </w:r>
     </w:p>
     <w:p>
@@ -230,7 +262,7 @@
           <w:b w:val="0"/>
           <w:sz w:val="21"/>
         </w:rPr>
-        <w:t>앨범의 대성공을 기점으로 마이클 볼튼은 전미 음악계의 스포트라이트를 독차지하였으며, 훗날 그래미 어워드 최우수 팝 보컬리스트로 도약하게 되는 결정적인 교두보이자 예술적 도약점으로 공인받고 있습니다.</w:t>
+        <w:t>리드 싱글 "That's What Love Is All About"이 빌보드 어덜트 컨템포러리 차트 3위, 핫 100 차트 19위를 기록하고 오티스 레딩 커버곡이 11위에 오르는 등 비평적 찬사와 상업적 영예를 동시에 안음.</w:t>
       </w:r>
     </w:p>
     <w:p>
@@ -275,7 +307,7 @@
           <w:b w:val="0"/>
           <w:sz w:val="21"/>
         </w:rPr>
-        <w:t>미국</w:t>
+        <w:t>미국 (United States)</w:t>
       </w:r>
     </w:p>
     <w:p>
@@ -306,7 +338,7 @@
           <w:b w:val="0"/>
           <w:sz w:val="21"/>
         </w:rPr>
-        <w:t>1953년 2월 26일 ~ 현재</w:t>
+        <w:t>1953년 2월 26일 출생</w:t>
       </w:r>
     </w:p>
     <w:p>
@@ -337,7 +369,7 @@
           <w:b w:val="0"/>
           <w:sz w:val="21"/>
         </w:rPr>
-        <w:t>솔로 (과거 하드 록 밴드 '블랙잭(Blackjack)' 리더)</w:t>
+        <w:t>솔로 (과거 하드 록 밴드 'Blackjack' 출신)</w:t>
       </w:r>
     </w:p>
     <w:p>
@@ -368,7 +400,7 @@
           <w:b w:val="0"/>
           <w:sz w:val="21"/>
         </w:rPr>
-        <w:t>특유의 쉰 듯하면서도 폭발적인 가창력과 웅장한 감정선을 자랑하는 마이클 볼튼은 흑인 고유의 솔(Soul) 음악을 백인 특유의 서정적 AOR 감성으로 완벽히 재해석해 낸 독보적인 보컬리스트입니다. 80년대 후반과 90년대 팝 음악계의 판도를 바꾼 그는 대체 불가능한 목소리로 한 시대를 정의한 현대 팝 음악의 위대한 보컬 장인입니다.</w:t>
+        <w:t>압도적인 성량과 허스키하면서도 애절한 흉성 창법으로 1980~90년대 어덜트 컨템포러리와 블루아이드 소울을 상징했던 전설적인 싱어송라이터입니다. 록 음악의 거친 파워와 흑인 R&amp;B·가스펠의 깊은 영성을 결합하여 전 세계 수천만 음악 애호가들의 심금을 울린 독보적 보컬리스트입니다.</w:t>
       </w:r>
     </w:p>
     <w:p>
@@ -413,7 +445,7 @@
           <w:b w:val="0"/>
           <w:sz w:val="21"/>
         </w:rPr>
-        <w:t>본 작은 80년대 후반 팝 신에서 하드 록의 에너지와 R&amp;B/소울의 깊은 정서를 융합하여 '성인 지향 팝(Adult Contemporary)'의 지평을 비약적으로 넓힌 걸작으로 평가받습니다. 보컬리스트로서의 테크닉뿐 아니라 원초적인 영혼의 호소력을 완벽히 담아내어, 록 키드였던 마이클 볼튼이 세계적인 슈퍼스타로 도약하는 결정적인 분기점이 되었습니다.</w:t>
+        <w:t>80년대 후반의 화려한 댄스 팝과 헤비메탈의 파도 속에서, 보컬의 순수한 정통성과 멜로딕 록의 진정성을 복원하여 90년대 성인 취향 팝 발라드 르네상스의 초석을 놓은 기념비적 명반입니다.</w:t>
       </w:r>
     </w:p>
     <w:p>
@@ -444,7 +476,7 @@
           <w:b w:val="0"/>
           <w:sz w:val="21"/>
         </w:rPr>
-        <w:t>1980년대 후반, 화려하고 차가운 신디사이저 팝이 주류를 이루던 도심의 밤거리에서 인간 본연의 뜨거운 온기와 진실한 사랑을 갈구하던 청춘들의 고독한 내면을 어루만져 준 시대의 초상입니다. 심야 라디오 주파수를 타고 흘러나오던 그의 애절한 절규는 당시 젊은 세대들의 가슴 깊은 곳에 잊히지 않는 낭만적 감수성과 그리움의 정서를 짙게 드리웠습니다.</w:t>
+        <w:t>1980년대 후반 도시의 네온사인 불빛 아래, 진실한 사랑과 감정의 실체에 목말라하던 당대 청춘들의 고독한 밤을 따스하게 감싸 안았던 정서적 안식처이자 아날로그적 낭만이 만개했던 시대의 자화상입니다.</w:t>
       </w:r>
     </w:p>
     <w:p>
@@ -489,7 +521,99 @@
           <w:b w:val="0"/>
           <w:sz w:val="21"/>
         </w:rPr>
-        <w:t>첫 톱 20 진입의 영광을 안겨준 'That’s What Love Is All About'은 절제된 도입부에서 시작해 후반부로 치닫는 보컬의 폭발력이 압도적인 애절함을 자아냅니다. 오티스 레딩의 유족마저 극찬을 아끼지 않았던 커버 명곡 '(Sittin' On) The Dock of the Bay'는 원곡의 소울풀한 여백에 볼튼 특유의 거친 열정을 더해 찬란한 감동을 선사하며, 타이틀 트랙 'The Hunger'는 그의 뿌리인 록 스피릿의 박진감을 여실히 드러냅니다.</w:t>
+      </w:r>
+    </w:p>
+    <w:p>
+      <w:pPr>
+        <w:spacing w:line="324" w:lineRule="auto" w:after="80"/>
+      </w:pPr>
+      <w:r>
+        <w:rPr w:rFonts="맑은 고딕">
+          <w:rFonts w:ascii="맑은 고딕" w:hAnsi="맑은 고딕" w:eastAsia="맑은 고딕"/>
+          <w:b w:val="0"/>
+          <w:color w:val="6B7280"/>
+          <w:sz w:val="21"/>
+        </w:rPr>
+        <w:t xml:space="preserve">· </w:t>
+      </w:r>
+      <w:r>
+        <w:rPr w:rFonts="맑은 고딕">
+          <w:rFonts w:ascii="맑은 고딕" w:hAnsi="맑은 고딕" w:eastAsia="맑은 고딕"/>
+          <w:b/>
+          <w:color w:val="1F2937"/>
+          <w:sz w:val="21"/>
+        </w:rPr>
+        <w:t xml:space="preserve">"That's What Love Is All About": </w:t>
+      </w:r>
+      <w:r>
+        <w:rPr w:rFonts="맑은 고딕">
+          <w:rFonts w:ascii="맑은 고딕" w:hAnsi="맑은 고딕" w:eastAsia="맑은 고딕"/>
+          <w:b w:val="0"/>
+          <w:sz w:val="21"/>
+        </w:rPr>
+        <w:t>가슴을 저미는 멜로디 라인과 후반부로 치달을수록 폭발하는 볼튼 특유의 처절한 보컬이 빛나는 명발라드.</w:t>
+      </w:r>
+    </w:p>
+    <w:p>
+      <w:pPr>
+        <w:spacing w:line="324" w:lineRule="auto" w:after="80"/>
+      </w:pPr>
+      <w:r>
+        <w:rPr w:rFonts="맑은 고딕">
+          <w:rFonts w:ascii="맑은 고딕" w:hAnsi="맑은 고딕" w:eastAsia="맑은 고딕"/>
+          <w:b w:val="0"/>
+          <w:color w:val="6B7280"/>
+          <w:sz w:val="21"/>
+        </w:rPr>
+        <w:t xml:space="preserve">· </w:t>
+      </w:r>
+      <w:r>
+        <w:rPr w:rFonts="맑은 고딕">
+          <w:rFonts w:ascii="맑은 고딕" w:hAnsi="맑은 고딕" w:eastAsia="맑은 고딕"/>
+          <w:b/>
+          <w:color w:val="1F2937"/>
+          <w:sz w:val="21"/>
+        </w:rPr>
+        <w:t xml:space="preserve">"(Sittin' On) The Dock of the Bay": </w:t>
+      </w:r>
+      <w:r>
+        <w:rPr w:rFonts="맑은 고딕">
+          <w:rFonts w:ascii="맑은 고딕" w:hAnsi="맑은 고딕" w:eastAsia="맑은 고딕"/>
+          <w:b w:val="0"/>
+          <w:sz w:val="21"/>
+        </w:rPr>
+        <w:t>오티스 레딩의 소울 클래식을 자신만의 묵직한 록 에너지와 진심 어린 경의로 재해석해 극찬을 받은 명연.</w:t>
+      </w:r>
+    </w:p>
+    <w:p>
+      <w:pPr>
+        <w:spacing w:line="324" w:lineRule="auto" w:after="80"/>
+      </w:pPr>
+      <w:r>
+        <w:rPr w:rFonts="맑은 고딕">
+          <w:rFonts w:ascii="맑은 고딕" w:hAnsi="맑은 고딕" w:eastAsia="맑은 고딕"/>
+          <w:b w:val="0"/>
+          <w:color w:val="6B7280"/>
+          <w:sz w:val="21"/>
+        </w:rPr>
+        <w:t xml:space="preserve">· </w:t>
+      </w:r>
+      <w:r>
+        <w:rPr w:rFonts="맑은 고딕">
+          <w:rFonts w:ascii="맑은 고딕" w:hAnsi="맑은 고딕" w:eastAsia="맑은 고딕"/>
+          <w:b/>
+          <w:color w:val="1F2937"/>
+          <w:sz w:val="21"/>
+        </w:rPr>
+        <w:t xml:space="preserve">"The Hunger": </w:t>
+      </w:r>
+      <w:r>
+        <w:rPr w:rFonts="맑은 고딕">
+          <w:rFonts w:ascii="맑은 고딕" w:hAnsi="맑은 고딕" w:eastAsia="맑은 고딕"/>
+          <w:b w:val="0"/>
+          <w:sz w:val="21"/>
+        </w:rPr>
+        <w:t>앨범의 포문을 여는 타이틀곡으로, 그의 뿌리인 아레나 록의 다이내믹한 리듬과 강렬한 보컬 샤우팅이 압도적인 전율을 선사함.</w:t>
       </w:r>
     </w:p>
     <w:p>
@@ -520,7 +644,7 @@
           <w:b w:val="0"/>
           <w:sz w:val="21"/>
         </w:rPr>
-        <w:t>디지털 음원에서는 다소 날카롭게 느껴질 수 있는 마이클 볼튼의 흉성(Chest Voice)과 거친 질감의 고음이, 아날로그 LP 특유의 두터운 중음역대와 만날 때 비로소 진정한 온기를 띱니다. 진공관 앰프의 부드러운 배음과 턴테이블 카트리지가 긁어내는 그루브를 통해 감상할 때, 마치 녹음실의 마이크 바로 앞에서 전해지는 듯한 숨결과 현악 오케스트레이션의 유려한 공간감을 만끽할 수 있습니다.</w:t>
+        <w:t>진공관 앰프의 온기 가득한 배음과 턴테이블 카트리지가 바이닐의 소릿골을 긁어낼 때, 마이클 볼튼의 그을린 듯한 거친 보이스의 질감과 관악기 세션의 풍성한 울림이 공간을 가득 채우며 실황과도 같은 극적인 현장감을 전해줍니다.</w:t>
       </w:r>
     </w:p>
     <w:p>
@@ -551,7 +675,7 @@
           <w:b w:val="0"/>
           <w:sz w:val="21"/>
         </w:rPr>
-        <w:t>거장의 반열에 오르기 직전, 음악적 갈증과 열망(Hunger)으로 가득 차 가장 순수하고도 치열하게 영혼을 토해내던 마이클 볼튼의 황금기 초기 육성을 온전히 품고 있는 음반입니다. 80년대 아날로그 사운드의 정점과 블루아이드 소울의 정수를 소장하고자 하는 정통 LP 애호가에게는 결코 놓쳐서는 안 될 필수 컬렉션입니다.</w:t>
+        <w:t>오랜 무명을 견뎌낸 한 위대한 보컬리스트의 처절한 열정이 가장 순수하게 각인된 명반으로, 80년대 아날로그 레코딩 특유의 자연스럽고 웅장한 사운드 밸런스를 즐길 수 있는 LP 컬렉터들의 필청 소장반입니다.</w:t>
       </w:r>
     </w:p>
     <w:p>
@@ -565,7 +689,7 @@
           <w:color w:val="4338CA"/>
           <w:sz w:val="21"/>
         </w:rPr>
-        <w:t>이 음반을 통해 거칠면서도 따스한 영혼의 숨결이 턴테이블의 선율을 타고 가슴 깊은 곳으로 전해주는 감동을 다시 한번 경험해 보시는 것은 어떨까요?</w:t>
+        <w:t>이 음반을 통해 마이클 볼튼의 뜨거운 영혼의 절규와 아날로그 바이닐만이 전해주는 감동을 다시 한번 경험해 보시는 것은 어떨까요?</w:t>
       </w:r>
     </w:p>
     <w:sectPr>
